--- a/Matriz_Revisao_MARTA.docx
+++ b/Matriz_Revisao_MARTA.docx
@@ -233,9 +233,86 @@
             <w:shd w:val="clear" w:color="auto" w:fill="DCE6F1"/>
           </w:tcPr>
           <w:p>
-            <w:r>
-              <w:t>Declarar abertamente como limitação na Discussão: sem oráculo de especificação, a MARTA captura o comportamento atual do código (testes de regressão), tal como as ferramentas que a originaram. Clarificar que a contribuição está na arquitetura desacoplada, não no tipo de teste.</w:t>
-            </w:r>
+            <w:proofErr w:type="spellStart"/>
+            <w:r>
+              <w:t>D</w:t>
+            </w:r>
+            <w:r>
+              <w:t>eixar</w:t>
+            </w:r>
+            <w:proofErr w:type="spellEnd"/>
+            <w:r>
+              <w:t xml:space="preserve"> claro </w:t>
+            </w:r>
+            <w:proofErr w:type="spellStart"/>
+            <w:r>
+              <w:t>que</w:t>
+            </w:r>
+            <w:proofErr w:type="spellEnd"/>
+            <w:r>
+              <w:t xml:space="preserve"> é </w:t>
+            </w:r>
+            <w:proofErr w:type="spellStart"/>
+            <w:r>
+              <w:t>uma</w:t>
+            </w:r>
+            <w:proofErr w:type="spellEnd"/>
+            <w:r>
+              <w:t xml:space="preserve"> ferramenta de </w:t>
+            </w:r>
+            <w:proofErr w:type="spellStart"/>
+            <w:r>
+              <w:t>geração</w:t>
+            </w:r>
+            <w:proofErr w:type="spellEnd"/>
+            <w:r>
+              <w:t xml:space="preserve"> de testes de </w:t>
+            </w:r>
+            <w:proofErr w:type="spellStart"/>
+            <w:r>
+              <w:t>regressão</w:t>
+            </w:r>
+            <w:proofErr w:type="spellEnd"/>
+            <w:r>
+              <w:t xml:space="preserve">. A </w:t>
+            </w:r>
+            <w:proofErr w:type="spellStart"/>
+            <w:r>
+              <w:t>metodologia</w:t>
+            </w:r>
+            <w:proofErr w:type="spellEnd"/>
+            <w:r>
+              <w:t xml:space="preserve"> de </w:t>
+            </w:r>
+            <w:proofErr w:type="spellStart"/>
+            <w:r>
+              <w:t>geração</w:t>
+            </w:r>
+            <w:proofErr w:type="spellEnd"/>
+            <w:r>
+              <w:t xml:space="preserve"> é o </w:t>
+            </w:r>
+            <w:proofErr w:type="spellStart"/>
+            <w:r>
+              <w:t>que</w:t>
+            </w:r>
+            <w:proofErr w:type="spellEnd"/>
+            <w:r>
+              <w:t xml:space="preserve"> </w:t>
+            </w:r>
+            <w:proofErr w:type="spellStart"/>
+            <w:r>
+              <w:t>difere</w:t>
+            </w:r>
+            <w:proofErr w:type="spellEnd"/>
+            <w:r>
+              <w:t xml:space="preserve"> das </w:t>
+            </w:r>
+            <w:proofErr w:type="spellStart"/>
+            <w:r>
+              <w:t>restantes</w:t>
+            </w:r>
+            <w:proofErr w:type="spellEnd"/>
           </w:p>
         </w:tc>
         <w:tc>
@@ -454,11 +531,11 @@
           </w:tcPr>
           <w:p>
             <w:r>
-              <w:t xml:space="preserve">Demonstrar empiricamente, via ablation, como a colaboração entre agentes resolve </w:t>
+              <w:t xml:space="preserve">A ferramenta no </w:t>
             </w:r>
             <w:proofErr w:type="spellStart"/>
             <w:r>
-              <w:t>problemas</w:t>
+              <w:t>seu</w:t>
             </w:r>
             <w:proofErr w:type="spellEnd"/>
             <w:r>
@@ -466,59 +543,51 @@
             </w:r>
             <w:proofErr w:type="spellStart"/>
             <w:r>
-              <w:t>que</w:t>
+              <w:t>todo</w:t>
             </w:r>
             <w:proofErr w:type="spellEnd"/>
             <w:r>
-              <w:t xml:space="preserve"> um </w:t>
+              <w:t xml:space="preserve"> é a </w:t>
             </w:r>
             <w:proofErr w:type="spellStart"/>
             <w:r>
-              <w:t>único</w:t>
+              <w:t>contribuição</w:t>
             </w:r>
             <w:proofErr w:type="spellEnd"/>
             <w:r>
+              <w:t xml:space="preserve">, </w:t>
+            </w:r>
+            <w:proofErr w:type="spellStart"/>
+            <w:r>
+              <w:t>não</w:t>
+            </w:r>
+            <w:proofErr w:type="spellEnd"/>
+            <w:r>
+              <w:t xml:space="preserve"> a </w:t>
+            </w:r>
+            <w:proofErr w:type="spellStart"/>
+            <w:r>
+              <w:t>parte</w:t>
+            </w:r>
+            <w:proofErr w:type="spellEnd"/>
+            <w:r>
               <w:t xml:space="preserve"> </w:t>
             </w:r>
+            <w:proofErr w:type="gramStart"/>
+            <w:r>
+              <w:t>do</w:t>
+            </w:r>
+            <w:proofErr w:type="gramEnd"/>
+            <w:r>
+              <w:t xml:space="preserve"> multi </w:t>
+            </w:r>
             <w:proofErr w:type="spellStart"/>
             <w:r>
               <w:t>agente</w:t>
             </w:r>
             <w:proofErr w:type="spellEnd"/>
             <w:r>
-              <w:t xml:space="preserve"> </w:t>
-            </w:r>
-            <w:proofErr w:type="spellStart"/>
-            <w:r>
-              <w:t>não</w:t>
-            </w:r>
-            <w:proofErr w:type="spellEnd"/>
-            <w:r>
-              <w:t xml:space="preserve"> </w:t>
-            </w:r>
-            <w:proofErr w:type="spellStart"/>
-            <w:r>
-              <w:t>consegue</w:t>
-            </w:r>
-            <w:proofErr w:type="spellEnd"/>
-            <w:r>
-              <w:t xml:space="preserve"> </w:t>
-            </w:r>
-            <w:proofErr w:type="spellStart"/>
-            <w:r>
-              <w:t>em</w:t>
-            </w:r>
-            <w:proofErr w:type="spellEnd"/>
-            <w:r>
-              <w:t xml:space="preserve"> </w:t>
-            </w:r>
-            <w:proofErr w:type="spellStart"/>
-            <w:r>
-              <w:t>vez</w:t>
-            </w:r>
-            <w:proofErr w:type="spellEnd"/>
-            <w:r>
-              <w:t xml:space="preserve"> de o afirmar apenas no texto.</w:t>
+              <w:t>.</w:t>
             </w:r>
           </w:p>
         </w:tc>
@@ -573,7 +642,111 @@
           </w:tcPr>
           <w:p>
             <w:r>
-              <w:t>Ancorar a Novelty no ablation (desacoplado vs. monolítico, mesmo modelo, com significância): a sinergia entre RAG, ReAct e Outer loop guiado por coverage é validada por dados, não só pela narrativa.</w:t>
+              <w:t xml:space="preserve">A ferramenta </w:t>
+            </w:r>
+            <w:proofErr w:type="spellStart"/>
+            <w:r>
+              <w:t>gera</w:t>
+            </w:r>
+            <w:proofErr w:type="spellEnd"/>
+            <w:r>
+              <w:t xml:space="preserve"> testes de </w:t>
+            </w:r>
+            <w:proofErr w:type="spellStart"/>
+            <w:r>
+              <w:t>regressão</w:t>
+            </w:r>
+            <w:proofErr w:type="spellEnd"/>
+            <w:r>
+              <w:t xml:space="preserve">, no </w:t>
+            </w:r>
+            <w:proofErr w:type="spellStart"/>
+            <w:r>
+              <w:t>entnato</w:t>
+            </w:r>
+            <w:proofErr w:type="spellEnd"/>
+            <w:r>
+              <w:t xml:space="preserve"> </w:t>
+            </w:r>
+            <w:proofErr w:type="spellStart"/>
+            <w:r>
+              <w:t>foi</w:t>
+            </w:r>
+            <w:proofErr w:type="spellEnd"/>
+            <w:r>
+              <w:t xml:space="preserve"> </w:t>
+            </w:r>
+            <w:proofErr w:type="spellStart"/>
+            <w:r>
+              <w:t>desenhada</w:t>
+            </w:r>
+            <w:proofErr w:type="spellEnd"/>
+            <w:r>
+              <w:t xml:space="preserve"> para </w:t>
+            </w:r>
+            <w:proofErr w:type="spellStart"/>
+            <w:r>
+              <w:t>fazê</w:t>
+            </w:r>
+            <w:proofErr w:type="spellEnd"/>
+            <w:r>
+              <w:t xml:space="preserve">-lo com </w:t>
+            </w:r>
+            <w:proofErr w:type="spellStart"/>
+            <w:r>
+              <w:t>mais</w:t>
+            </w:r>
+            <w:proofErr w:type="spellEnd"/>
+            <w:r>
+              <w:t xml:space="preserve"> </w:t>
+            </w:r>
+            <w:proofErr w:type="spellStart"/>
+            <w:r>
+              <w:t>qualidade</w:t>
+            </w:r>
+            <w:proofErr w:type="spellEnd"/>
+            <w:r>
+              <w:t xml:space="preserve">. O </w:t>
+            </w:r>
+            <w:proofErr w:type="spellStart"/>
+            <w:r>
+              <w:t>objetivo</w:t>
+            </w:r>
+            <w:proofErr w:type="spellEnd"/>
+            <w:r>
+              <w:t xml:space="preserve"> é </w:t>
+            </w:r>
+            <w:proofErr w:type="spellStart"/>
+            <w:r>
+              <w:t>gerar</w:t>
+            </w:r>
+            <w:proofErr w:type="spellEnd"/>
+            <w:r>
+              <w:t xml:space="preserve"> </w:t>
+            </w:r>
+            <w:proofErr w:type="spellStart"/>
+            <w:r>
+              <w:t>os</w:t>
+            </w:r>
+            <w:proofErr w:type="spellEnd"/>
+            <w:r>
+              <w:t xml:space="preserve"> </w:t>
+            </w:r>
+            <w:proofErr w:type="spellStart"/>
+            <w:r>
+              <w:t>melhores</w:t>
+            </w:r>
+            <w:proofErr w:type="spellEnd"/>
+            <w:r>
+              <w:t xml:space="preserve"> testes </w:t>
+            </w:r>
+            <w:proofErr w:type="spellStart"/>
+            <w:r>
+              <w:t>possiveis</w:t>
+            </w:r>
+            <w:proofErr w:type="spellEnd"/>
+            <w:r>
+              <w:t>.</w:t>
             </w:r>
           </w:p>
         </w:tc>
@@ -960,11 +1133,7 @@
           </w:tcPr>
           <w:p>
             <w:r>
-              <w:t xml:space="preserve">"clearly present the details of the selected subjects, a table with </w:t>
-            </w:r>
-            <w:r>
-              <w:lastRenderedPageBreak/>
-              <w:t>details such as number of lines/branches... budget settings... timeout settings... two values for the temperature"</w:t>
+              <w:t>"clearly present the details of the selected subjects, a table with details such as number of lines/branches... budget settings... timeout settings... two values for the temperature"</w:t>
             </w:r>
           </w:p>
         </w:tc>
@@ -975,12 +1144,7 @@
           </w:tcPr>
           <w:p>
             <w:r>
-              <w:lastRenderedPageBreak/>
-              <w:t xml:space="preserve">Criar tabela detalhada dos 10 projetos (LoC, módulos, funções, branches, </w:t>
-            </w:r>
-            <w:r>
-              <w:lastRenderedPageBreak/>
-              <w:t>complexidade) + secção "Experimental Setup" com timeouts, budgets e justificação das temperaturas (responder à nota de que valores mais altos, ex. 0.6, são tipicamente recomendados).</w:t>
+              <w:t>Criar tabela detalhada dos 10 projetos (LoC, módulos, funções, branches, complexidade) + secção "Experimental Setup" com timeouts, budgets e justificação das temperaturas (responder à nota de que valores mais altos, ex. 0.6, são tipicamente recomendados).</w:t>
             </w:r>
           </w:p>
         </w:tc>
@@ -991,7 +1155,6 @@
           </w:tcPr>
           <w:p>
             <w:r>
-              <w:lastRenderedPageBreak/>
               <w:t>T6</w:t>
             </w:r>
           </w:p>
@@ -1014,6 +1177,7 @@
               <w:rPr>
                 <w:b/>
               </w:rPr>
+              <w:lastRenderedPageBreak/>
               <w:t>A</w:t>
             </w:r>
           </w:p>
@@ -1593,9 +1757,19 @@
             <w:shd w:val="clear" w:color="auto" w:fill="E2EFDA"/>
           </w:tcPr>
           <w:p>
-            <w:r>
-              <w:t>Justificar a complexidade interna dos 10 projetos (ex: uso intensivo de mocks) e/ou adicionar um dataset maior (ex: SWT-bench).</w:t>
-            </w:r>
+            <w:proofErr w:type="spellStart"/>
+            <w:r>
+              <w:t>Utilizar</w:t>
+            </w:r>
+            <w:proofErr w:type="spellEnd"/>
+            <w:r>
+              <w:t xml:space="preserve"> dataset da </w:t>
+            </w:r>
+            <w:proofErr w:type="spellStart"/>
+            <w:r>
+              <w:t>literatura</w:t>
+            </w:r>
+            <w:proofErr w:type="spellEnd"/>
           </w:p>
         </w:tc>
         <w:tc>
@@ -1649,8 +1823,35 @@
           </w:tcPr>
           <w:p>
             <w:r>
-              <w:t>Provar via ablation o valor do desacoplamento e a resolução ativa de Test Pollution e separação de domínios (Planeamento vs. Sintaxe), em vez de reframing narrativo.</w:t>
-            </w:r>
+              <w:t>Deixa claro</w:t>
+            </w:r>
+            <w:r>
+              <w:t xml:space="preserve"> </w:t>
+            </w:r>
+            <w:proofErr w:type="spellStart"/>
+            <w:r>
+              <w:t>que</w:t>
+            </w:r>
+            <w:proofErr w:type="spellEnd"/>
+            <w:r>
+              <w:t xml:space="preserve"> a novelty é a </w:t>
+            </w:r>
+            <w:proofErr w:type="spellStart"/>
+            <w:r>
+              <w:t>junç</w:t>
+            </w:r>
+            <w:r>
+              <w:t>ão</w:t>
+            </w:r>
+            <w:proofErr w:type="spellEnd"/>
+            <w:r>
+              <w:t xml:space="preserve"> das </w:t>
+            </w:r>
+            <w:proofErr w:type="spellStart"/>
+            <w:r>
+              <w:t>metodologias</w:t>
+            </w:r>
+            <w:proofErr w:type="spellEnd"/>
           </w:p>
         </w:tc>
         <w:tc>
@@ -1712,7 +1913,82 @@
             </w:r>
             <w:proofErr w:type="gramEnd"/>
             <w:r>
-              <w:t xml:space="preserve"> self-healing loop faz o teste passar quer o código esteja certo ou errado (problema dos testes de regressão). DECISÃO DA PROFESSORA: (OPÇÃO 1) declarar como limitação na Discussão; ou (OPÇÃO 2) implementar um filtro que NÃO repara falhas de AssertionError sobre o output esperado (potencial bug), reparando só falhas de setup/runtime (ImportError, TypeError de fixture). Ver T12.</w:t>
+              <w:t xml:space="preserve"> self-healing loop faz o teste passar quer o código esteja certo ou errado (problema dos testes de regressão). DECISÃO DA PROFESSORA: (OPÇÃO 1) declarar como limitação na Discussão; ou (OPÇÃO 2) implementar um filtro que NÃO repara falhas de AssertionError sobre o output esperado (potencial bug), reparando só falhas de setup/runtime (ImportError, TypeError de fixture). </w:t>
+            </w:r>
+            <w:r>
+              <w:t xml:space="preserve">Ver </w:t>
+            </w:r>
+            <w:proofErr w:type="spellStart"/>
+            <w:r>
+              <w:t>como</w:t>
+            </w:r>
+            <w:proofErr w:type="spellEnd"/>
+            <w:r>
+              <w:t xml:space="preserve"> o </w:t>
+            </w:r>
+            <w:proofErr w:type="spellStart"/>
+            <w:r>
+              <w:t>estado</w:t>
+            </w:r>
+            <w:proofErr w:type="spellEnd"/>
+            <w:r>
+              <w:t xml:space="preserve"> de </w:t>
+            </w:r>
+            <w:proofErr w:type="spellStart"/>
+            <w:r>
+              <w:t>arte</w:t>
+            </w:r>
+            <w:proofErr w:type="spellEnd"/>
+            <w:r>
+              <w:t xml:space="preserve"> </w:t>
+            </w:r>
+            <w:proofErr w:type="spellStart"/>
+            <w:r>
+              <w:t>faz</w:t>
+            </w:r>
+            <w:proofErr w:type="spellEnd"/>
+            <w:r>
+              <w:t xml:space="preserve"> </w:t>
+            </w:r>
+            <w:proofErr w:type="spellStart"/>
+            <w:r>
+              <w:t>ou</w:t>
+            </w:r>
+            <w:proofErr w:type="spellEnd"/>
+            <w:r>
+              <w:t xml:space="preserve"> se </w:t>
+            </w:r>
+            <w:proofErr w:type="spellStart"/>
+            <w:r>
+              <w:t>refere</w:t>
+            </w:r>
+            <w:proofErr w:type="spellEnd"/>
+            <w:r>
+              <w:t xml:space="preserve"> </w:t>
+            </w:r>
+            <w:proofErr w:type="gramStart"/>
+            <w:r>
+              <w:t>a</w:t>
+            </w:r>
+            <w:proofErr w:type="gramEnd"/>
+            <w:r>
+              <w:t xml:space="preserve"> </w:t>
+            </w:r>
+            <w:proofErr w:type="spellStart"/>
+            <w:r>
+              <w:t>este</w:t>
+            </w:r>
+            <w:proofErr w:type="spellEnd"/>
+            <w:r>
+              <w:t xml:space="preserve"> </w:t>
+            </w:r>
+            <w:proofErr w:type="spellStart"/>
+            <w:r>
+              <w:t>assunto</w:t>
+            </w:r>
+            <w:proofErr w:type="spellEnd"/>
+            <w:r>
+              <w:t xml:space="preserve">. </w:t>
             </w:r>
           </w:p>
         </w:tc>
@@ -1931,7 +2207,6 @@
               <w:rPr>
                 <w:b/>
               </w:rPr>
-              <w:lastRenderedPageBreak/>
               <w:t>B</w:t>
             </w:r>
           </w:p>
@@ -1943,7 +2218,11 @@
           </w:tcPr>
           <w:p>
             <w:r>
-              <w:t>"phrases like 'cognitive overload' and 'fatigue'... 'staggering' and 'unlocked the architecture's full potential' make the paper read more like advocacy"</w:t>
+              <w:t xml:space="preserve">"phrases like 'cognitive overload' and 'fatigue'... 'staggering' and 'unlocked the architecture's full potential' make the paper read </w:t>
+            </w:r>
+            <w:r>
+              <w:lastRenderedPageBreak/>
+              <w:t>more like advocacy"</w:t>
             </w:r>
           </w:p>
         </w:tc>
@@ -1954,6 +2233,7 @@
           </w:tcPr>
           <w:p>
             <w:r>
+              <w:lastRenderedPageBreak/>
               <w:t>Revisão de copywriting científico: remover antropomorfismos e adjetivos hiperbólicos, substituindo-os por linguagem técnica neutra.</w:t>
             </w:r>
           </w:p>
@@ -2100,6 +2380,7 @@
       </w:tr>
       <w:tr>
         <w:trPr>
+          <w:trHeight w:val="955"/>
           <w:jc w:val="center"/>
         </w:trPr>
         <w:tc>
@@ -2191,8 +2472,21 @@
             <w:shd w:val="clear" w:color="auto" w:fill="FCE4D6"/>
           </w:tcPr>
           <w:p>
-            <w:r>
-              <w:t>Adotar o SWT-bench ou fundamentar rigorosamente a escolha do dataset atual.</w:t>
+            <w:proofErr w:type="spellStart"/>
+            <w:r>
+              <w:t>Utilizar</w:t>
+            </w:r>
+            <w:proofErr w:type="spellEnd"/>
+            <w:r>
+              <w:t xml:space="preserve"> dataset do </w:t>
+            </w:r>
+            <w:proofErr w:type="spellStart"/>
+            <w:r>
+              <w:t>estado</w:t>
+            </w:r>
+            <w:proofErr w:type="spellEnd"/>
+            <w:r>
+              <w:t xml:space="preserve"> de arte</w:t>
             </w:r>
           </w:p>
         </w:tc>
@@ -2525,7 +2819,15 @@
           </w:tcPr>
           <w:p>
             <w:r>
-              <w:t xml:space="preserve">Depende de acesso/custo OpenRouter ou cloud. Decisivo para </w:t>
+              <w:t xml:space="preserve">Depende de acesso/custo OpenRouter ou cloud. </w:t>
+            </w:r>
+            <w:proofErr w:type="spellStart"/>
+            <w:r>
+              <w:t>Decisivo</w:t>
+            </w:r>
+            <w:proofErr w:type="spellEnd"/>
+            <w:r>
+              <w:t xml:space="preserve"> para </w:t>
             </w:r>
             <w:proofErr w:type="spellStart"/>
             <w:r>
@@ -3350,7 +3652,15 @@
               <w:t xml:space="preserve"> </w:t>
             </w:r>
             <w:r>
-              <w:t xml:space="preserve">(Opção 1 </w:t>
+              <w:t>(</w:t>
+            </w:r>
+            <w:proofErr w:type="spellStart"/>
+            <w:r>
+              <w:t>Opção</w:t>
+            </w:r>
+            <w:proofErr w:type="spellEnd"/>
+            <w:r>
+              <w:t xml:space="preserve"> 1 </w:t>
             </w:r>
             <w:proofErr w:type="spellStart"/>
             <w:r>
@@ -3446,7 +3756,6 @@
               <w:rPr>
                 <w:b/>
               </w:rPr>
-              <w:lastRenderedPageBreak/>
               <w:t>T14</w:t>
             </w:r>
           </w:p>
@@ -3513,6 +3822,7 @@
               <w:rPr>
                 <w:b/>
               </w:rPr>
+              <w:lastRenderedPageBreak/>
               <w:t>T15</w:t>
             </w:r>
           </w:p>
